--- a/docs/projects/design2-turnin.docx
+++ b/docs/projects/design2-turnin.docx
@@ -23,7 +23,7 @@
         <w:pStyle w:val="Date"/>
       </w:pPr>
       <w:r>
-        <w:t xml:space="preserve">2024-10-16</w:t>
+        <w:t xml:space="preserve">2025-10-16</w:t>
       </w:r>
     </w:p>
     <w:bookmarkStart w:id="34" w:name="turn-in-your-design-2"/>

--- a/docs/projects/design2-turnin.docx
+++ b/docs/projects/design2-turnin.docx
@@ -95,7 +95,7 @@
         </w:numPr>
       </w:pPr>
       <w:r>
-        <w:t xml:space="preserve">Post your draft paper on the shared Google Drive by midnight on 10/22. [</w:t>
+        <w:t xml:space="preserve">Post your draft paper on the shared Google Drive by midnight on 10/27. [</w:t>
       </w:r>
       <w:hyperlink r:id="rId20">
         <w:r>
@@ -117,7 +117,18 @@
         </w:numPr>
       </w:pPr>
       <w:r>
-        <w:t xml:space="preserve">Post your final draft by midnight on Friday 11/1 [</w:t>
+        <w:t xml:space="preserve">Complete your Peer Review by Wednesday.</w:t>
+      </w:r>
+    </w:p>
+    <w:p>
+      <w:pPr>
+        <w:numPr>
+          <w:ilvl w:val="0"/>
+          <w:numId w:val="1002"/>
+        </w:numPr>
+      </w:pPr>
+      <w:r>
+        <w:t xml:space="preserve">Post your final draft by midnight on Wednesday 11/5 [</w:t>
       </w:r>
       <w:hyperlink r:id="rId21">
         <w:r>
